--- a/3 year/PBZ/docs/pbz_13.docx
+++ b/3 year/PBZ/docs/pbz_13.docx
@@ -105,7 +105,15 @@
           <w:sz w:val="24"/>
           <w:szCs w:val="24"/>
         </w:rPr>
-        <w:t>Лабораторная работа №5</w:t>
+        <w:t>Лабораторная работа №</w:t>
+      </w:r>
+      <w:r>
+        <w:rPr>
+          <w:rFonts w:ascii="Times New Roman" w:eastAsia="Times New Roman" w:hAnsi="Times New Roman" w:cs="Times New Roman"/>
+          <w:sz w:val="24"/>
+          <w:szCs w:val="24"/>
+        </w:rPr>
+        <w:t>6</w:t>
       </w:r>
       <w:r>
         <w:rPr>
@@ -283,23 +291,13 @@
         </w:rPr>
         <w:br/>
       </w:r>
-      <w:proofErr w:type="spellStart"/>
       <w:r>
         <w:rPr>
           <w:rFonts w:ascii="Times New Roman" w:eastAsia="Times New Roman" w:hAnsi="Times New Roman" w:cs="Times New Roman"/>
           <w:sz w:val="24"/>
           <w:szCs w:val="24"/>
         </w:rPr>
-        <w:t>Савонюк</w:t>
-      </w:r>
-      <w:proofErr w:type="spellEnd"/>
-      <w:r>
-        <w:rPr>
-          <w:rFonts w:ascii="Times New Roman" w:eastAsia="Times New Roman" w:hAnsi="Times New Roman" w:cs="Times New Roman"/>
-          <w:sz w:val="24"/>
-          <w:szCs w:val="24"/>
-        </w:rPr>
-        <w:t xml:space="preserve"> В. А.</w:t>
+        <w:t>Савонюк В. А.</w:t>
       </w:r>
     </w:p>
     <w:p>
@@ -863,15 +861,7 @@
         <w:ind w:left="720"/>
       </w:pPr>
       <w:r>
-        <w:t xml:space="preserve"> a. Включение зеленого для транспорта: Q1 = </w:t>
-      </w:r>
-      <w:proofErr w:type="spellStart"/>
-      <w:r>
-        <w:t>not</w:t>
-      </w:r>
-      <w:proofErr w:type="spellEnd"/>
-      <w:r>
-        <w:t>(Q3)</w:t>
+        <w:t xml:space="preserve"> a. Включение зеленого для транспорта: Q1 = not(Q3)</w:t>
       </w:r>
     </w:p>
     <w:p>
@@ -3188,7 +3178,7 @@
     <w:lsdException w:name="Table Web 2" w:semiHidden="1" w:unhideWhenUsed="1"/>
     <w:lsdException w:name="Table Web 3" w:semiHidden="1" w:unhideWhenUsed="1"/>
     <w:lsdException w:name="Balloon Text" w:semiHidden="1" w:unhideWhenUsed="1"/>
-    <w:lsdException w:name="Table Grid" w:semiHidden="1" w:uiPriority="59" w:unhideWhenUsed="1"/>
+    <w:lsdException w:name="Table Grid" w:uiPriority="59"/>
     <w:lsdException w:name="Table Theme" w:semiHidden="1" w:unhideWhenUsed="1"/>
     <w:lsdException w:name="Placeholder Text" w:semiHidden="1"/>
     <w:lsdException w:name="No Spacing" w:uiPriority="1" w:qFormat="1"/>
